--- a/Jenkins CICD/Jenkins Server Setup.docx
+++ b/Jenkins CICD/Jenkins Server Setup.docx
@@ -610,12 +610,12 @@
           <wp:inline distB="114300" distT="114300" distL="114300" distR="114300">
             <wp:extent cx="5943600" cy="3340100"/>
             <wp:effectExtent b="0" l="0" r="0" t="0"/>
-            <wp:docPr id="3" name="image2.png"/>
+            <wp:docPr id="3" name="image1.png"/>
             <a:graphic>
               <a:graphicData uri="http://schemas.openxmlformats.org/drawingml/2006/picture">
                 <pic:pic>
                   <pic:nvPicPr>
-                    <pic:cNvPr id="0" name="image2.png"/>
+                    <pic:cNvPr id="0" name="image1.png"/>
                     <pic:cNvPicPr preferRelativeResize="0"/>
                   </pic:nvPicPr>
                   <pic:blipFill>
@@ -909,18 +909,59 @@
       </w:pPr>
       <w:r>
         <w:rPr>
+          <w:rtl w:val="0"/>
+        </w:rPr>
+      </w:r>
+    </w:p>
+    <w:p>
+      <w:pPr>
+        <w:ind w:left="720" w:firstLine="0"/>
+        <w:rPr>
+          <w:rFonts w:ascii="Times New Roman" w:cs="Times New Roman" w:eastAsia="Times New Roman" w:hAnsi="Times New Roman"/>
+        </w:rPr>
+      </w:pPr>
+      <w:r>
+        <w:rPr>
+          <w:rFonts w:ascii="Times New Roman" w:cs="Times New Roman" w:eastAsia="Times New Roman" w:hAnsi="Times New Roman"/>
+          <w:rtl w:val="0"/>
+        </w:rPr>
+        <w:t xml:space="preserve">Jenkins Config File- /etc/default/jenkins</w:t>
+      </w:r>
+    </w:p>
+    <w:p>
+      <w:pPr>
+        <w:ind w:left="720" w:firstLine="0"/>
+        <w:rPr>
+          <w:rFonts w:ascii="Times New Roman" w:cs="Times New Roman" w:eastAsia="Times New Roman" w:hAnsi="Times New Roman"/>
+        </w:rPr>
+      </w:pPr>
+      <w:r>
+        <w:rPr>
+          <w:rtl w:val="0"/>
+        </w:rPr>
+      </w:r>
+    </w:p>
+    <w:p>
+      <w:pPr>
+        <w:ind w:left="720" w:firstLine="0"/>
+        <w:rPr>
+          <w:rFonts w:ascii="Times New Roman" w:cs="Times New Roman" w:eastAsia="Times New Roman" w:hAnsi="Times New Roman"/>
+        </w:rPr>
+      </w:pPr>
+      <w:r>
+        <w:rPr>
           <w:rFonts w:ascii="Times New Roman" w:cs="Times New Roman" w:eastAsia="Times New Roman" w:hAnsi="Times New Roman"/>
         </w:rPr>
         <w:drawing>
           <wp:inline distB="114300" distT="114300" distL="114300" distR="114300">
             <wp:extent cx="5943600" cy="3340100"/>
             <wp:effectExtent b="0" l="0" r="0" t="0"/>
-            <wp:docPr id="2" name="image1.png"/>
+            <wp:docPr id="2" name="image2.png"/>
             <a:graphic>
               <a:graphicData uri="http://schemas.openxmlformats.org/drawingml/2006/picture">
                 <pic:pic>
                   <pic:nvPicPr>
-                    <pic:cNvPr id="0" name="image1.png"/>
+                    <pic:cNvPr id="0" name="image2.png"/>
                     <pic:cNvPicPr preferRelativeResize="0"/>
                   </pic:nvPicPr>
                   <pic:blipFill>
